--- a/Shafiqur Part.docx
+++ b/Shafiqur Part.docx
@@ -30,15 +30,11 @@
               <w:ind w:left="0"/>
               <w:rPr>
                 <w:rFonts w:ascii="Times" w:hAnsi="Times" w:cs="Times"/>
-                <w:sz w:val="24"/>
-                <w:szCs w:val="24"/>
               </w:rPr>
             </w:pPr>
             <w:r>
               <w:rPr>
                 <w:rFonts w:ascii="Times" w:hAnsi="Times" w:cs="Times"/>
-                <w:sz w:val="24"/>
-                <w:szCs w:val="24"/>
               </w:rPr>
               <w:t>As A/An</w:t>
             </w:r>
@@ -54,15 +50,11 @@
               <w:ind w:left="0"/>
               <w:rPr>
                 <w:rFonts w:ascii="Times" w:hAnsi="Times" w:cs="Times"/>
-                <w:sz w:val="24"/>
-                <w:szCs w:val="24"/>
               </w:rPr>
             </w:pPr>
             <w:r>
               <w:rPr>
                 <w:rFonts w:ascii="Times" w:hAnsi="Times" w:cs="Times"/>
-                <w:sz w:val="24"/>
-                <w:szCs w:val="24"/>
               </w:rPr>
               <w:t>I want to</w:t>
             </w:r>
@@ -78,15 +70,11 @@
               <w:ind w:left="0"/>
               <w:rPr>
                 <w:rFonts w:ascii="Times" w:hAnsi="Times" w:cs="Times"/>
-                <w:sz w:val="24"/>
-                <w:szCs w:val="24"/>
               </w:rPr>
             </w:pPr>
             <w:r>
               <w:rPr>
                 <w:rFonts w:ascii="Times" w:hAnsi="Times" w:cs="Times"/>
-                <w:sz w:val="24"/>
-                <w:szCs w:val="24"/>
               </w:rPr>
               <w:t>So that</w:t>
             </w:r>
@@ -102,15 +90,11 @@
               <w:ind w:left="0"/>
               <w:rPr>
                 <w:rFonts w:ascii="Times" w:hAnsi="Times" w:cs="Times"/>
-                <w:sz w:val="24"/>
-                <w:szCs w:val="24"/>
               </w:rPr>
             </w:pPr>
             <w:r>
               <w:rPr>
                 <w:rFonts w:ascii="Times" w:hAnsi="Times" w:cs="Times"/>
-                <w:sz w:val="24"/>
-                <w:szCs w:val="24"/>
               </w:rPr>
               <w:t>Acceptance Criteria</w:t>
             </w:r>
@@ -133,15 +117,11 @@
               <w:ind w:left="0"/>
               <w:rPr>
                 <w:rFonts w:ascii="Times" w:hAnsi="Times" w:cs="Times"/>
-                <w:sz w:val="24"/>
-                <w:szCs w:val="24"/>
               </w:rPr>
             </w:pPr>
             <w:r>
               <w:rPr>
                 <w:rFonts w:ascii="Times" w:hAnsi="Times" w:cs="Times"/>
-                <w:sz w:val="24"/>
-                <w:szCs w:val="24"/>
               </w:rPr>
               <w:t>Pilots &amp; Co-Pilots</w:t>
             </w:r>
@@ -157,15 +137,11 @@
               <w:ind w:left="0"/>
               <w:rPr>
                 <w:rFonts w:ascii="Times" w:hAnsi="Times" w:cs="Times"/>
-                <w:sz w:val="24"/>
-                <w:szCs w:val="24"/>
               </w:rPr>
             </w:pPr>
             <w:r>
               <w:rPr>
                 <w:rFonts w:ascii="Times" w:hAnsi="Times" w:cs="Times"/>
-                <w:sz w:val="24"/>
-                <w:szCs w:val="24"/>
               </w:rPr>
               <w:t>Login to the system</w:t>
             </w:r>
@@ -179,16 +155,8 @@
             <w:pPr>
               <w:pStyle w:val="ListParagraph"/>
               <w:ind w:left="0"/>
-              <w:rPr>
-                <w:sz w:val="24"/>
-                <w:szCs w:val="24"/>
-              </w:rPr>
-            </w:pPr>
-            <w:r>
-              <w:rPr>
-                <w:sz w:val="24"/>
-                <w:szCs w:val="24"/>
-              </w:rPr>
+            </w:pPr>
+            <w:r>
               <w:t>The system can authenticate me</w:t>
             </w:r>
           </w:p>
@@ -203,15 +171,11 @@
               <w:ind w:left="0"/>
               <w:rPr>
                 <w:rFonts w:ascii="Times" w:hAnsi="Times" w:cs="Times"/>
-                <w:sz w:val="24"/>
-                <w:szCs w:val="24"/>
               </w:rPr>
             </w:pPr>
             <w:r>
               <w:rPr>
                 <w:rFonts w:ascii="Times" w:hAnsi="Times" w:cs="Times"/>
-                <w:sz w:val="24"/>
-                <w:szCs w:val="24"/>
               </w:rPr>
               <w:t>Successful login shows assigned flights</w:t>
             </w:r>
@@ -234,8 +198,6 @@
               <w:ind w:left="0"/>
               <w:rPr>
                 <w:rFonts w:ascii="Times" w:hAnsi="Times" w:cs="Times"/>
-                <w:sz w:val="24"/>
-                <w:szCs w:val="24"/>
               </w:rPr>
             </w:pPr>
           </w:p>
@@ -268,15 +230,11 @@
               <w:ind w:left="0"/>
               <w:rPr>
                 <w:rFonts w:ascii="Times" w:hAnsi="Times" w:cs="Times"/>
-                <w:sz w:val="24"/>
-                <w:szCs w:val="24"/>
               </w:rPr>
             </w:pPr>
             <w:r>
               <w:rPr>
                 <w:rFonts w:ascii="Times" w:hAnsi="Times" w:cs="Times"/>
-                <w:sz w:val="24"/>
-                <w:szCs w:val="24"/>
               </w:rPr>
               <w:t>flights</w:t>
             </w:r>
@@ -310,15 +268,11 @@
               <w:ind w:left="0"/>
               <w:rPr>
                 <w:rFonts w:ascii="Times" w:hAnsi="Times" w:cs="Times"/>
-                <w:sz w:val="24"/>
-                <w:szCs w:val="24"/>
               </w:rPr>
             </w:pPr>
             <w:r>
               <w:rPr>
                 <w:rFonts w:ascii="Times" w:hAnsi="Times" w:cs="Times"/>
-                <w:sz w:val="24"/>
-                <w:szCs w:val="24"/>
               </w:rPr>
               <w:t>upcoming flights</w:t>
             </w:r>
@@ -363,8 +317,6 @@
               <w:ind w:left="0"/>
               <w:rPr>
                 <w:rFonts w:ascii="Times" w:hAnsi="Times" w:cs="Times"/>
-                <w:sz w:val="24"/>
-                <w:szCs w:val="24"/>
               </w:rPr>
             </w:pPr>
           </w:p>
@@ -379,15 +331,11 @@
               <w:ind w:left="0"/>
               <w:rPr>
                 <w:rFonts w:ascii="Times" w:hAnsi="Times" w:cs="Times"/>
-                <w:sz w:val="24"/>
-                <w:szCs w:val="24"/>
               </w:rPr>
             </w:pPr>
             <w:r>
               <w:rPr>
                 <w:rFonts w:ascii="Times" w:hAnsi="Times" w:cs="Times"/>
-                <w:sz w:val="24"/>
-                <w:szCs w:val="24"/>
               </w:rPr>
               <w:t>Update flight status</w:t>
             </w:r>
@@ -425,15 +373,11 @@
               <w:ind w:left="0"/>
               <w:rPr>
                 <w:rFonts w:ascii="Times" w:hAnsi="Times" w:cs="Times"/>
-                <w:sz w:val="24"/>
-                <w:szCs w:val="24"/>
               </w:rPr>
             </w:pPr>
             <w:r>
               <w:rPr>
                 <w:rFonts w:ascii="Times" w:hAnsi="Times" w:cs="Times"/>
-                <w:sz w:val="24"/>
-                <w:szCs w:val="24"/>
               </w:rPr>
               <w:t>Flight status change updates notifications</w:t>
             </w:r>
@@ -456,8 +400,6 @@
               <w:ind w:left="0"/>
               <w:rPr>
                 <w:rFonts w:ascii="Times" w:hAnsi="Times" w:cs="Times"/>
-                <w:sz w:val="24"/>
-                <w:szCs w:val="24"/>
               </w:rPr>
             </w:pPr>
           </w:p>
@@ -472,15 +414,11 @@
               <w:ind w:left="0"/>
               <w:rPr>
                 <w:rFonts w:ascii="Times" w:hAnsi="Times" w:cs="Times"/>
-                <w:sz w:val="24"/>
-                <w:szCs w:val="24"/>
               </w:rPr>
             </w:pPr>
             <w:r>
               <w:rPr>
                 <w:rFonts w:ascii="Times" w:hAnsi="Times" w:cs="Times"/>
-                <w:sz w:val="24"/>
-                <w:szCs w:val="24"/>
               </w:rPr>
               <w:t>Complete digital safety checklist</w:t>
             </w:r>
@@ -496,15 +434,11 @@
               <w:ind w:left="0"/>
               <w:rPr>
                 <w:rFonts w:ascii="Times" w:hAnsi="Times" w:cs="Times"/>
-                <w:sz w:val="24"/>
-                <w:szCs w:val="24"/>
               </w:rPr>
             </w:pPr>
             <w:r>
               <w:rPr>
                 <w:rFonts w:ascii="Times" w:hAnsi="Times" w:cs="Times"/>
-                <w:sz w:val="24"/>
-                <w:szCs w:val="24"/>
               </w:rPr>
               <w:t>Flights meet safety standards</w:t>
             </w:r>
@@ -538,15 +472,11 @@
               <w:ind w:left="0"/>
               <w:rPr>
                 <w:rFonts w:ascii="Times" w:hAnsi="Times" w:cs="Times"/>
-                <w:sz w:val="24"/>
-                <w:szCs w:val="24"/>
               </w:rPr>
             </w:pPr>
             <w:r>
               <w:rPr>
                 <w:rFonts w:ascii="Times" w:hAnsi="Times" w:cs="Times"/>
-                <w:sz w:val="24"/>
-                <w:szCs w:val="24"/>
               </w:rPr>
               <w:t>completion</w:t>
             </w:r>
@@ -570,8 +500,6 @@
               <w:ind w:left="0"/>
               <w:rPr>
                 <w:rFonts w:ascii="Times" w:hAnsi="Times" w:cs="Times"/>
-                <w:sz w:val="24"/>
-                <w:szCs w:val="24"/>
               </w:rPr>
             </w:pPr>
           </w:p>
@@ -586,15 +514,11 @@
               <w:ind w:left="0"/>
               <w:rPr>
                 <w:rFonts w:ascii="Times" w:hAnsi="Times" w:cs="Times"/>
-                <w:sz w:val="24"/>
-                <w:szCs w:val="24"/>
               </w:rPr>
             </w:pPr>
             <w:r>
               <w:rPr>
                 <w:rFonts w:ascii="Times" w:hAnsi="Times" w:cs="Times"/>
-                <w:sz w:val="24"/>
-                <w:szCs w:val="24"/>
               </w:rPr>
               <w:t>Submit post-flight log</w:t>
             </w:r>
@@ -610,15 +534,11 @@
               <w:ind w:left="0"/>
               <w:rPr>
                 <w:rFonts w:ascii="Times" w:hAnsi="Times" w:cs="Times"/>
-                <w:sz w:val="24"/>
-                <w:szCs w:val="24"/>
               </w:rPr>
             </w:pPr>
             <w:r>
               <w:rPr>
                 <w:rFonts w:ascii="Times" w:hAnsi="Times" w:cs="Times"/>
-                <w:sz w:val="24"/>
-                <w:szCs w:val="24"/>
               </w:rPr>
               <w:t>Records stay updated</w:t>
             </w:r>
@@ -634,15 +554,11 @@
               <w:ind w:left="0"/>
               <w:rPr>
                 <w:rFonts w:ascii="Times" w:hAnsi="Times" w:cs="Times"/>
-                <w:sz w:val="24"/>
-                <w:szCs w:val="24"/>
               </w:rPr>
             </w:pPr>
             <w:r>
               <w:rPr>
                 <w:rFonts w:ascii="Times" w:hAnsi="Times" w:cs="Times"/>
-                <w:sz w:val="24"/>
-                <w:szCs w:val="24"/>
               </w:rPr>
               <w:t>System confirms log saved successfully</w:t>
             </w:r>
@@ -1020,7 +936,6 @@
                 <w:sz w:val="24"/>
                 <w:szCs w:val="24"/>
               </w:rPr>
-              <w:lastRenderedPageBreak/>
               <w:t xml:space="preserve">   System Admin</w:t>
             </w:r>
           </w:p>
@@ -1043,7 +958,6 @@
                 <w:sz w:val="24"/>
                 <w:szCs w:val="24"/>
               </w:rPr>
-              <w:lastRenderedPageBreak/>
               <w:t>Login securely</w:t>
             </w:r>
           </w:p>
@@ -2684,9 +2598,6 @@
         </w:tc>
       </w:tr>
     </w:tbl>
-    <w:p/>
-    <w:p/>
-    <w:p/>
     <w:p/>
     <w:p/>
     <w:p>
@@ -2694,8 +2605,9 @@
         <w:rPr>
           <w:noProof/>
         </w:rPr>
+        <w:lastRenderedPageBreak/>
         <w:drawing>
-          <wp:anchor distT="0" distB="0" distL="114300" distR="114300" simplePos="0" relativeHeight="251663360" behindDoc="1" locked="0" layoutInCell="1" allowOverlap="1" wp14:anchorId="6E1ECC7B" wp14:editId="2E978B1D">
+          <wp:anchor distT="0" distB="0" distL="114300" distR="114300" simplePos="0" relativeHeight="251663360" behindDoc="1" locked="0" layoutInCell="1" allowOverlap="1" wp14:anchorId="6E1ECC7B" wp14:editId="119996B5">
             <wp:simplePos x="0" y="0"/>
             <wp:positionH relativeFrom="margin">
               <wp:posOffset>2277110</wp:posOffset>
@@ -3134,6 +3046,7 @@
       </w:r>
     </w:p>
     <w:p/>
+    <w:p/>
     <w:p>
       <w:r>
         <w:rPr>
@@ -3141,13 +3054,163 @@
         </w:rPr>
         <w:lastRenderedPageBreak/>
         <w:drawing>
-          <wp:anchor distT="0" distB="0" distL="114300" distR="114300" simplePos="0" relativeHeight="251668480" behindDoc="1" locked="0" layoutInCell="1" allowOverlap="1" wp14:anchorId="1ECF22CC" wp14:editId="0990A34A">
+          <wp:anchor distT="0" distB="0" distL="114300" distR="114300" simplePos="0" relativeHeight="251667456" behindDoc="1" locked="0" layoutInCell="1" allowOverlap="1" wp14:anchorId="65CB9600" wp14:editId="4D3A6E17">
             <wp:simplePos x="0" y="0"/>
             <wp:positionH relativeFrom="margin">
-              <wp:align>right</wp:align>
+              <wp:posOffset>2096814</wp:posOffset>
             </wp:positionH>
-            <wp:positionV relativeFrom="paragraph">
-              <wp:posOffset>13458</wp:posOffset>
+            <wp:positionV relativeFrom="page">
+              <wp:posOffset>914400</wp:posOffset>
+            </wp:positionV>
+            <wp:extent cx="1774190" cy="3411855"/>
+            <wp:effectExtent l="0" t="0" r="0" b="0"/>
+            <wp:wrapTight wrapText="bothSides">
+              <wp:wrapPolygon edited="0">
+                <wp:start x="0" y="0"/>
+                <wp:lineTo x="0" y="21467"/>
+                <wp:lineTo x="21337" y="21467"/>
+                <wp:lineTo x="21337" y="0"/>
+                <wp:lineTo x="0" y="0"/>
+              </wp:wrapPolygon>
+            </wp:wrapTight>
+            <wp:docPr id="1174013605" name="Picture 9"/>
+            <wp:cNvGraphicFramePr>
+              <a:graphicFrameLocks xmlns:a="http://schemas.openxmlformats.org/drawingml/2006/main" noChangeAspect="1"/>
+            </wp:cNvGraphicFramePr>
+            <a:graphic xmlns:a="http://schemas.openxmlformats.org/drawingml/2006/main">
+              <a:graphicData uri="http://schemas.openxmlformats.org/drawingml/2006/picture">
+                <pic:pic xmlns:pic="http://schemas.openxmlformats.org/drawingml/2006/picture">
+                  <pic:nvPicPr>
+                    <pic:cNvPr id="0" name="Picture 9"/>
+                    <pic:cNvPicPr>
+                      <a:picLocks noChangeAspect="1" noChangeArrowheads="1"/>
+                    </pic:cNvPicPr>
+                  </pic:nvPicPr>
+                  <pic:blipFill>
+                    <a:blip r:embed="rId10">
+                      <a:extLst>
+                        <a:ext uri="{28A0092B-C50C-407E-A947-70E740481C1C}">
+                          <a14:useLocalDpi xmlns:a14="http://schemas.microsoft.com/office/drawing/2010/main" val="0"/>
+                        </a:ext>
+                      </a:extLst>
+                    </a:blip>
+                    <a:srcRect/>
+                    <a:stretch>
+                      <a:fillRect/>
+                    </a:stretch>
+                  </pic:blipFill>
+                  <pic:spPr bwMode="auto">
+                    <a:xfrm>
+                      <a:off x="0" y="0"/>
+                      <a:ext cx="1774190" cy="3411855"/>
+                    </a:xfrm>
+                    <a:prstGeom prst="rect">
+                      <a:avLst/>
+                    </a:prstGeom>
+                    <a:noFill/>
+                    <a:ln>
+                      <a:noFill/>
+                    </a:ln>
+                  </pic:spPr>
+                </pic:pic>
+              </a:graphicData>
+            </a:graphic>
+            <wp14:sizeRelH relativeFrom="margin">
+              <wp14:pctWidth>0</wp14:pctWidth>
+            </wp14:sizeRelH>
+            <wp14:sizeRelV relativeFrom="margin">
+              <wp14:pctHeight>0</wp14:pctHeight>
+            </wp14:sizeRelV>
+          </wp:anchor>
+        </w:drawing>
+      </w:r>
+      <w:r>
+        <w:rPr>
+          <w:noProof/>
+        </w:rPr>
+        <w:drawing>
+          <wp:anchor distT="0" distB="0" distL="114300" distR="114300" simplePos="0" relativeHeight="251666432" behindDoc="1" locked="0" layoutInCell="1" allowOverlap="1" wp14:anchorId="7E900326" wp14:editId="2FBBC4E4">
+            <wp:simplePos x="0" y="0"/>
+            <wp:positionH relativeFrom="margin">
+              <wp:posOffset>0</wp:posOffset>
+            </wp:positionH>
+            <wp:positionV relativeFrom="page">
+              <wp:posOffset>914400</wp:posOffset>
+            </wp:positionV>
+            <wp:extent cx="1718945" cy="3329940"/>
+            <wp:effectExtent l="0" t="0" r="0" b="3810"/>
+            <wp:wrapTight wrapText="bothSides">
+              <wp:wrapPolygon edited="0">
+                <wp:start x="0" y="0"/>
+                <wp:lineTo x="0" y="21501"/>
+                <wp:lineTo x="21305" y="21501"/>
+                <wp:lineTo x="21305" y="0"/>
+                <wp:lineTo x="0" y="0"/>
+              </wp:wrapPolygon>
+            </wp:wrapTight>
+            <wp:docPr id="1040071867" name="Picture 8"/>
+            <wp:cNvGraphicFramePr>
+              <a:graphicFrameLocks xmlns:a="http://schemas.openxmlformats.org/drawingml/2006/main" noChangeAspect="1"/>
+            </wp:cNvGraphicFramePr>
+            <a:graphic xmlns:a="http://schemas.openxmlformats.org/drawingml/2006/main">
+              <a:graphicData uri="http://schemas.openxmlformats.org/drawingml/2006/picture">
+                <pic:pic xmlns:pic="http://schemas.openxmlformats.org/drawingml/2006/picture">
+                  <pic:nvPicPr>
+                    <pic:cNvPr id="0" name="Picture 8"/>
+                    <pic:cNvPicPr>
+                      <a:picLocks noChangeAspect="1" noChangeArrowheads="1"/>
+                    </pic:cNvPicPr>
+                  </pic:nvPicPr>
+                  <pic:blipFill>
+                    <a:blip r:embed="rId11">
+                      <a:extLst>
+                        <a:ext uri="{28A0092B-C50C-407E-A947-70E740481C1C}">
+                          <a14:useLocalDpi xmlns:a14="http://schemas.microsoft.com/office/drawing/2010/main" val="0"/>
+                        </a:ext>
+                      </a:extLst>
+                    </a:blip>
+                    <a:srcRect/>
+                    <a:stretch>
+                      <a:fillRect/>
+                    </a:stretch>
+                  </pic:blipFill>
+                  <pic:spPr bwMode="auto">
+                    <a:xfrm>
+                      <a:off x="0" y="0"/>
+                      <a:ext cx="1718945" cy="3329940"/>
+                    </a:xfrm>
+                    <a:prstGeom prst="rect">
+                      <a:avLst/>
+                    </a:prstGeom>
+                    <a:noFill/>
+                    <a:ln>
+                      <a:noFill/>
+                    </a:ln>
+                  </pic:spPr>
+                </pic:pic>
+              </a:graphicData>
+            </a:graphic>
+            <wp14:sizeRelH relativeFrom="margin">
+              <wp14:pctWidth>0</wp14:pctWidth>
+            </wp14:sizeRelH>
+            <wp14:sizeRelV relativeFrom="margin">
+              <wp14:pctHeight>0</wp14:pctHeight>
+            </wp14:sizeRelV>
+          </wp:anchor>
+        </w:drawing>
+      </w:r>
+      <w:r>
+        <w:rPr>
+          <w:noProof/>
+        </w:rPr>
+        <w:drawing>
+          <wp:anchor distT="0" distB="0" distL="114300" distR="114300" simplePos="0" relativeHeight="251668480" behindDoc="1" locked="0" layoutInCell="1" allowOverlap="1" wp14:anchorId="1ECF22CC" wp14:editId="379BDD89">
+            <wp:simplePos x="0" y="0"/>
+            <wp:positionH relativeFrom="margin">
+              <wp:posOffset>4193628</wp:posOffset>
+            </wp:positionH>
+            <wp:positionV relativeFrom="page">
+              <wp:posOffset>914400</wp:posOffset>
             </wp:positionV>
             <wp:extent cx="1746250" cy="3411855"/>
             <wp:effectExtent l="0" t="0" r="6350" b="0"/>
@@ -3174,156 +3237,6 @@
                     </pic:cNvPicPr>
                   </pic:nvPicPr>
                   <pic:blipFill>
-                    <a:blip r:embed="rId10">
-                      <a:extLst>
-                        <a:ext uri="{28A0092B-C50C-407E-A947-70E740481C1C}">
-                          <a14:useLocalDpi xmlns:a14="http://schemas.microsoft.com/office/drawing/2010/main" val="0"/>
-                        </a:ext>
-                      </a:extLst>
-                    </a:blip>
-                    <a:srcRect/>
-                    <a:stretch>
-                      <a:fillRect/>
-                    </a:stretch>
-                  </pic:blipFill>
-                  <pic:spPr bwMode="auto">
-                    <a:xfrm>
-                      <a:off x="0" y="0"/>
-                      <a:ext cx="1746279" cy="3411911"/>
-                    </a:xfrm>
-                    <a:prstGeom prst="rect">
-                      <a:avLst/>
-                    </a:prstGeom>
-                    <a:noFill/>
-                    <a:ln>
-                      <a:noFill/>
-                    </a:ln>
-                  </pic:spPr>
-                </pic:pic>
-              </a:graphicData>
-            </a:graphic>
-            <wp14:sizeRelH relativeFrom="margin">
-              <wp14:pctWidth>0</wp14:pctWidth>
-            </wp14:sizeRelH>
-            <wp14:sizeRelV relativeFrom="margin">
-              <wp14:pctHeight>0</wp14:pctHeight>
-            </wp14:sizeRelV>
-          </wp:anchor>
-        </w:drawing>
-      </w:r>
-      <w:r>
-        <w:rPr>
-          <w:noProof/>
-        </w:rPr>
-        <w:drawing>
-          <wp:anchor distT="0" distB="0" distL="114300" distR="114300" simplePos="0" relativeHeight="251667456" behindDoc="1" locked="0" layoutInCell="1" allowOverlap="1" wp14:anchorId="65CB9600" wp14:editId="58D42DEC">
-            <wp:simplePos x="0" y="0"/>
-            <wp:positionH relativeFrom="margin">
-              <wp:align>center</wp:align>
-            </wp:positionH>
-            <wp:positionV relativeFrom="paragraph">
-              <wp:posOffset>14084</wp:posOffset>
-            </wp:positionV>
-            <wp:extent cx="1774190" cy="3411855"/>
-            <wp:effectExtent l="0" t="0" r="0" b="0"/>
-            <wp:wrapTight wrapText="bothSides">
-              <wp:wrapPolygon edited="0">
-                <wp:start x="0" y="0"/>
-                <wp:lineTo x="0" y="21467"/>
-                <wp:lineTo x="21337" y="21467"/>
-                <wp:lineTo x="21337" y="0"/>
-                <wp:lineTo x="0" y="0"/>
-              </wp:wrapPolygon>
-            </wp:wrapTight>
-            <wp:docPr id="1174013605" name="Picture 9"/>
-            <wp:cNvGraphicFramePr>
-              <a:graphicFrameLocks xmlns:a="http://schemas.openxmlformats.org/drawingml/2006/main" noChangeAspect="1"/>
-            </wp:cNvGraphicFramePr>
-            <a:graphic xmlns:a="http://schemas.openxmlformats.org/drawingml/2006/main">
-              <a:graphicData uri="http://schemas.openxmlformats.org/drawingml/2006/picture">
-                <pic:pic xmlns:pic="http://schemas.openxmlformats.org/drawingml/2006/picture">
-                  <pic:nvPicPr>
-                    <pic:cNvPr id="0" name="Picture 9"/>
-                    <pic:cNvPicPr>
-                      <a:picLocks noChangeAspect="1" noChangeArrowheads="1"/>
-                    </pic:cNvPicPr>
-                  </pic:nvPicPr>
-                  <pic:blipFill>
-                    <a:blip r:embed="rId11">
-                      <a:extLst>
-                        <a:ext uri="{28A0092B-C50C-407E-A947-70E740481C1C}">
-                          <a14:useLocalDpi xmlns:a14="http://schemas.microsoft.com/office/drawing/2010/main" val="0"/>
-                        </a:ext>
-                      </a:extLst>
-                    </a:blip>
-                    <a:srcRect/>
-                    <a:stretch>
-                      <a:fillRect/>
-                    </a:stretch>
-                  </pic:blipFill>
-                  <pic:spPr bwMode="auto">
-                    <a:xfrm>
-                      <a:off x="0" y="0"/>
-                      <a:ext cx="1774665" cy="3412854"/>
-                    </a:xfrm>
-                    <a:prstGeom prst="rect">
-                      <a:avLst/>
-                    </a:prstGeom>
-                    <a:noFill/>
-                    <a:ln>
-                      <a:noFill/>
-                    </a:ln>
-                  </pic:spPr>
-                </pic:pic>
-              </a:graphicData>
-            </a:graphic>
-            <wp14:sizeRelH relativeFrom="margin">
-              <wp14:pctWidth>0</wp14:pctWidth>
-            </wp14:sizeRelH>
-            <wp14:sizeRelV relativeFrom="margin">
-              <wp14:pctHeight>0</wp14:pctHeight>
-            </wp14:sizeRelV>
-          </wp:anchor>
-        </w:drawing>
-      </w:r>
-      <w:r>
-        <w:rPr>
-          <w:noProof/>
-        </w:rPr>
-        <w:drawing>
-          <wp:anchor distT="0" distB="0" distL="114300" distR="114300" simplePos="0" relativeHeight="251666432" behindDoc="1" locked="0" layoutInCell="1" allowOverlap="1" wp14:anchorId="7E900326" wp14:editId="19A5DB68">
-            <wp:simplePos x="0" y="0"/>
-            <wp:positionH relativeFrom="margin">
-              <wp:align>left</wp:align>
-            </wp:positionH>
-            <wp:positionV relativeFrom="paragraph">
-              <wp:posOffset>436</wp:posOffset>
-            </wp:positionV>
-            <wp:extent cx="1718945" cy="3329940"/>
-            <wp:effectExtent l="0" t="0" r="0" b="3810"/>
-            <wp:wrapTight wrapText="bothSides">
-              <wp:wrapPolygon edited="0">
-                <wp:start x="0" y="0"/>
-                <wp:lineTo x="0" y="21501"/>
-                <wp:lineTo x="21305" y="21501"/>
-                <wp:lineTo x="21305" y="0"/>
-                <wp:lineTo x="0" y="0"/>
-              </wp:wrapPolygon>
-            </wp:wrapTight>
-            <wp:docPr id="1040071867" name="Picture 8"/>
-            <wp:cNvGraphicFramePr>
-              <a:graphicFrameLocks xmlns:a="http://schemas.openxmlformats.org/drawingml/2006/main" noChangeAspect="1"/>
-            </wp:cNvGraphicFramePr>
-            <a:graphic xmlns:a="http://schemas.openxmlformats.org/drawingml/2006/main">
-              <a:graphicData uri="http://schemas.openxmlformats.org/drawingml/2006/picture">
-                <pic:pic xmlns:pic="http://schemas.openxmlformats.org/drawingml/2006/picture">
-                  <pic:nvPicPr>
-                    <pic:cNvPr id="0" name="Picture 8"/>
-                    <pic:cNvPicPr>
-                      <a:picLocks noChangeAspect="1" noChangeArrowheads="1"/>
-                    </pic:cNvPicPr>
-                  </pic:nvPicPr>
-                  <pic:blipFill>
                     <a:blip r:embed="rId12">
                       <a:extLst>
                         <a:ext uri="{28A0092B-C50C-407E-A947-70E740481C1C}">
@@ -3339,7 +3252,7 @@
                   <pic:spPr bwMode="auto">
                     <a:xfrm>
                       <a:off x="0" y="0"/>
-                      <a:ext cx="1719677" cy="3331472"/>
+                      <a:ext cx="1746250" cy="3411855"/>
                     </a:xfrm>
                     <a:prstGeom prst="rect">
                       <a:avLst/>
@@ -3370,13 +3283,103 @@
           <w:noProof/>
         </w:rPr>
         <w:drawing>
-          <wp:anchor distT="0" distB="0" distL="114300" distR="114300" simplePos="0" relativeHeight="251670528" behindDoc="1" locked="0" layoutInCell="1" allowOverlap="1" wp14:anchorId="3E44687C" wp14:editId="11661B97">
+          <wp:anchor distT="0" distB="0" distL="114300" distR="114300" simplePos="0" relativeHeight="251671552" behindDoc="1" locked="1" layoutInCell="1" allowOverlap="0" wp14:anchorId="25E35F98" wp14:editId="1DF5546E">
             <wp:simplePos x="0" y="0"/>
             <wp:positionH relativeFrom="margin">
-              <wp:align>center</wp:align>
+              <wp:align>right</wp:align>
             </wp:positionH>
-            <wp:positionV relativeFrom="paragraph">
-              <wp:posOffset>137160</wp:posOffset>
+            <wp:positionV relativeFrom="margin">
+              <wp:align>bottom</wp:align>
+            </wp:positionV>
+            <wp:extent cx="1655064" cy="3658161"/>
+            <wp:effectExtent l="0" t="0" r="2540" b="0"/>
+            <wp:wrapTight wrapText="bothSides">
+              <wp:wrapPolygon edited="0">
+                <wp:start x="0" y="0"/>
+                <wp:lineTo x="0" y="21488"/>
+                <wp:lineTo x="21384" y="21488"/>
+                <wp:lineTo x="21384" y="0"/>
+                <wp:lineTo x="0" y="0"/>
+              </wp:wrapPolygon>
+            </wp:wrapTight>
+            <wp:docPr id="1689641196" name="Picture 15"/>
+            <wp:cNvGraphicFramePr>
+              <a:graphicFrameLocks xmlns:a="http://schemas.openxmlformats.org/drawingml/2006/main" noChangeAspect="1"/>
+            </wp:cNvGraphicFramePr>
+            <a:graphic xmlns:a="http://schemas.openxmlformats.org/drawingml/2006/main">
+              <a:graphicData uri="http://schemas.openxmlformats.org/drawingml/2006/picture">
+                <pic:pic xmlns:pic="http://schemas.openxmlformats.org/drawingml/2006/picture">
+                  <pic:nvPicPr>
+                    <pic:cNvPr id="0" name="Picture 15"/>
+                    <pic:cNvPicPr>
+                      <a:picLocks noChangeAspect="1" noChangeArrowheads="1"/>
+                    </pic:cNvPicPr>
+                  </pic:nvPicPr>
+                  <pic:blipFill>
+                    <a:blip r:embed="rId13">
+                      <a:extLst>
+                        <a:ext uri="{28A0092B-C50C-407E-A947-70E740481C1C}">
+                          <a14:useLocalDpi xmlns:a14="http://schemas.microsoft.com/office/drawing/2010/main" val="0"/>
+                        </a:ext>
+                      </a:extLst>
+                    </a:blip>
+                    <a:srcRect/>
+                    <a:stretch>
+                      <a:fillRect/>
+                    </a:stretch>
+                  </pic:blipFill>
+                  <pic:spPr bwMode="auto">
+                    <a:xfrm>
+                      <a:off x="0" y="0"/>
+                      <a:ext cx="1655064" cy="3658161"/>
+                    </a:xfrm>
+                    <a:prstGeom prst="rect">
+                      <a:avLst/>
+                    </a:prstGeom>
+                    <a:noFill/>
+                    <a:ln>
+                      <a:noFill/>
+                    </a:ln>
+                  </pic:spPr>
+                </pic:pic>
+              </a:graphicData>
+            </a:graphic>
+            <wp14:sizeRelH relativeFrom="margin">
+              <wp14:pctWidth>0</wp14:pctWidth>
+            </wp14:sizeRelH>
+            <wp14:sizeRelV relativeFrom="margin">
+              <wp14:pctHeight>0</wp14:pctHeight>
+            </wp14:sizeRelV>
+          </wp:anchor>
+        </w:drawing>
+      </w:r>
+    </w:p>
+    <w:p/>
+    <w:p>
+      <w:r>
+        <w:t>F</w:t>
+      </w:r>
+    </w:p>
+    <w:p/>
+    <w:p/>
+    <w:p/>
+    <w:p/>
+    <w:p/>
+    <w:p/>
+    <w:p/>
+    <w:p>
+      <w:r>
+        <w:rPr>
+          <w:noProof/>
+        </w:rPr>
+        <w:drawing>
+          <wp:anchor distT="0" distB="0" distL="114300" distR="114300" simplePos="0" relativeHeight="251670528" behindDoc="1" locked="0" layoutInCell="1" allowOverlap="1" wp14:anchorId="3E44687C" wp14:editId="1F013386">
+            <wp:simplePos x="0" y="0"/>
+            <wp:positionH relativeFrom="margin">
+              <wp:posOffset>2224585</wp:posOffset>
+            </wp:positionH>
+            <wp:positionV relativeFrom="page">
+              <wp:posOffset>5431809</wp:posOffset>
             </wp:positionV>
             <wp:extent cx="1752600" cy="3690620"/>
             <wp:effectExtent l="0" t="0" r="0" b="5080"/>
@@ -3403,7 +3406,7 @@
                     </pic:cNvPicPr>
                   </pic:nvPicPr>
                   <pic:blipFill>
-                    <a:blip r:embed="rId13">
+                    <a:blip r:embed="rId14">
                       <a:extLst>
                         <a:ext uri="{28A0092B-C50C-407E-A947-70E740481C1C}">
                           <a14:useLocalDpi xmlns:a14="http://schemas.microsoft.com/office/drawing/2010/main" val="0"/>
@@ -3440,97 +3443,20 @@
           </wp:anchor>
         </w:drawing>
       </w:r>
-      <w:r>
-        <w:rPr>
-          <w:noProof/>
-        </w:rPr>
-        <w:drawing>
-          <wp:anchor distT="0" distB="0" distL="114300" distR="114300" simplePos="0" relativeHeight="251671552" behindDoc="1" locked="0" layoutInCell="1" allowOverlap="1" wp14:anchorId="25E35F98" wp14:editId="3B6451B2">
-            <wp:simplePos x="0" y="0"/>
-            <wp:positionH relativeFrom="margin">
-              <wp:align>right</wp:align>
-            </wp:positionH>
-            <wp:positionV relativeFrom="paragraph">
-              <wp:posOffset>12065</wp:posOffset>
-            </wp:positionV>
-            <wp:extent cx="1657350" cy="3661410"/>
-            <wp:effectExtent l="0" t="0" r="0" b="0"/>
-            <wp:wrapTight wrapText="bothSides">
-              <wp:wrapPolygon edited="0">
-                <wp:start x="0" y="0"/>
-                <wp:lineTo x="0" y="21465"/>
-                <wp:lineTo x="21352" y="21465"/>
-                <wp:lineTo x="21352" y="0"/>
-                <wp:lineTo x="0" y="0"/>
-              </wp:wrapPolygon>
-            </wp:wrapTight>
-            <wp:docPr id="1689641196" name="Picture 15"/>
-            <wp:cNvGraphicFramePr>
-              <a:graphicFrameLocks xmlns:a="http://schemas.openxmlformats.org/drawingml/2006/main" noChangeAspect="1"/>
-            </wp:cNvGraphicFramePr>
-            <a:graphic xmlns:a="http://schemas.openxmlformats.org/drawingml/2006/main">
-              <a:graphicData uri="http://schemas.openxmlformats.org/drawingml/2006/picture">
-                <pic:pic xmlns:pic="http://schemas.openxmlformats.org/drawingml/2006/picture">
-                  <pic:nvPicPr>
-                    <pic:cNvPr id="0" name="Picture 15"/>
-                    <pic:cNvPicPr>
-                      <a:picLocks noChangeAspect="1" noChangeArrowheads="1"/>
-                    </pic:cNvPicPr>
-                  </pic:nvPicPr>
-                  <pic:blipFill>
-                    <a:blip r:embed="rId14">
-                      <a:extLst>
-                        <a:ext uri="{28A0092B-C50C-407E-A947-70E740481C1C}">
-                          <a14:useLocalDpi xmlns:a14="http://schemas.microsoft.com/office/drawing/2010/main" val="0"/>
-                        </a:ext>
-                      </a:extLst>
-                    </a:blip>
-                    <a:srcRect/>
-                    <a:stretch>
-                      <a:fillRect/>
-                    </a:stretch>
-                  </pic:blipFill>
-                  <pic:spPr bwMode="auto">
-                    <a:xfrm>
-                      <a:off x="0" y="0"/>
-                      <a:ext cx="1657350" cy="3661410"/>
-                    </a:xfrm>
-                    <a:prstGeom prst="rect">
-                      <a:avLst/>
-                    </a:prstGeom>
-                    <a:noFill/>
-                    <a:ln>
-                      <a:noFill/>
-                    </a:ln>
-                  </pic:spPr>
-                </pic:pic>
-              </a:graphicData>
-            </a:graphic>
-            <wp14:sizeRelH relativeFrom="margin">
-              <wp14:pctWidth>0</wp14:pctWidth>
-            </wp14:sizeRelH>
-            <wp14:sizeRelV relativeFrom="margin">
-              <wp14:pctHeight>0</wp14:pctHeight>
-            </wp14:sizeRelV>
-          </wp:anchor>
-        </w:drawing>
-      </w:r>
     </w:p>
-    <w:p/>
-    <w:p/>
     <w:p>
       <w:r>
         <w:rPr>
           <w:noProof/>
         </w:rPr>
         <w:drawing>
-          <wp:anchor distT="0" distB="0" distL="114300" distR="114300" simplePos="0" relativeHeight="251669504" behindDoc="1" locked="0" layoutInCell="1" allowOverlap="1" wp14:anchorId="1B2982A0" wp14:editId="7B181FF5">
+          <wp:anchor distT="0" distB="0" distL="114300" distR="114300" simplePos="0" relativeHeight="251669504" behindDoc="1" locked="0" layoutInCell="1" allowOverlap="1" wp14:anchorId="1B2982A0" wp14:editId="36E9BFE2">
             <wp:simplePos x="0" y="0"/>
             <wp:positionH relativeFrom="margin">
-              <wp:align>left</wp:align>
+              <wp:posOffset>0</wp:posOffset>
             </wp:positionH>
-            <wp:positionV relativeFrom="paragraph">
-              <wp:posOffset>-875495</wp:posOffset>
+            <wp:positionV relativeFrom="page">
+              <wp:posOffset>5390866</wp:posOffset>
             </wp:positionV>
             <wp:extent cx="1718310" cy="3747135"/>
             <wp:effectExtent l="0" t="0" r="0" b="5715"/>
@@ -3594,17 +3520,7 @@
           </wp:anchor>
         </w:drawing>
       </w:r>
-      <w:r>
-        <w:t>F</w:t>
-      </w:r>
     </w:p>
-    <w:p/>
-    <w:p/>
-    <w:p/>
-    <w:p/>
-    <w:p/>
-    <w:p/>
-    <w:p/>
     <w:p>
       <w:r>
         <w:rPr>
@@ -3612,13 +3528,13 @@
         </w:rPr>
         <w:lastRenderedPageBreak/>
         <w:drawing>
-          <wp:anchor distT="0" distB="0" distL="114300" distR="114300" simplePos="0" relativeHeight="251675648" behindDoc="1" locked="0" layoutInCell="1" allowOverlap="1" wp14:anchorId="7A66167A" wp14:editId="3979434D">
+          <wp:anchor distT="0" distB="0" distL="114300" distR="114300" simplePos="0" relativeHeight="251675648" behindDoc="1" locked="0" layoutInCell="1" allowOverlap="1" wp14:anchorId="7A66167A" wp14:editId="45D11C63">
             <wp:simplePos x="0" y="0"/>
             <wp:positionH relativeFrom="margin">
-              <wp:align>right</wp:align>
+              <wp:posOffset>4158199</wp:posOffset>
             </wp:positionH>
-            <wp:positionV relativeFrom="paragraph">
-              <wp:posOffset>0</wp:posOffset>
+            <wp:positionV relativeFrom="margin">
+              <wp:align>top</wp:align>
             </wp:positionV>
             <wp:extent cx="1753870" cy="3581400"/>
             <wp:effectExtent l="0" t="0" r="0" b="0"/>
@@ -3687,13 +3603,13 @@
           <w:noProof/>
         </w:rPr>
         <w:drawing>
-          <wp:anchor distT="0" distB="0" distL="114300" distR="114300" simplePos="0" relativeHeight="251674624" behindDoc="1" locked="0" layoutInCell="1" allowOverlap="1" wp14:anchorId="7C17B9E9" wp14:editId="354410CA">
+          <wp:anchor distT="0" distB="0" distL="114300" distR="114300" simplePos="0" relativeHeight="251674624" behindDoc="1" locked="0" layoutInCell="1" allowOverlap="1" wp14:anchorId="7C17B9E9" wp14:editId="4014E4CF">
             <wp:simplePos x="0" y="0"/>
             <wp:positionH relativeFrom="margin">
-              <wp:align>center</wp:align>
+              <wp:posOffset>1912029</wp:posOffset>
             </wp:positionH>
-            <wp:positionV relativeFrom="paragraph">
-              <wp:posOffset>41910</wp:posOffset>
+            <wp:positionV relativeFrom="margin">
+              <wp:align>top</wp:align>
             </wp:positionV>
             <wp:extent cx="1713865" cy="3562350"/>
             <wp:effectExtent l="0" t="0" r="635" b="0"/>
@@ -3757,18 +3673,29 @@
           </wp:anchor>
         </w:drawing>
       </w:r>
+    </w:p>
+    <w:p/>
+    <w:p/>
+    <w:p/>
+    <w:p/>
+    <w:p/>
+    <w:p/>
+    <w:p/>
+    <w:p/>
+    <w:p/>
+    <w:p>
       <w:r>
         <w:rPr>
           <w:noProof/>
         </w:rPr>
         <w:drawing>
-          <wp:anchor distT="0" distB="0" distL="114300" distR="114300" simplePos="0" relativeHeight="251673600" behindDoc="1" locked="0" layoutInCell="1" allowOverlap="1" wp14:anchorId="0F44D3A7" wp14:editId="5E785EF8">
+          <wp:anchor distT="0" distB="0" distL="114300" distR="114300" simplePos="0" relativeHeight="251673600" behindDoc="1" locked="0" layoutInCell="1" allowOverlap="1" wp14:anchorId="0F44D3A7" wp14:editId="67B4BC34">
             <wp:simplePos x="0" y="0"/>
             <wp:positionH relativeFrom="margin">
               <wp:align>left</wp:align>
             </wp:positionH>
-            <wp:positionV relativeFrom="paragraph">
-              <wp:posOffset>0</wp:posOffset>
+            <wp:positionV relativeFrom="margin">
+              <wp:align>top</wp:align>
             </wp:positionV>
             <wp:extent cx="1706245" cy="3581400"/>
             <wp:effectExtent l="0" t="0" r="8255" b="0"/>
@@ -3834,96 +3761,22 @@
       </w:r>
     </w:p>
     <w:p/>
+    <w:p/>
+    <w:p/>
+    <w:p/>
     <w:p>
       <w:r>
         <w:rPr>
           <w:noProof/>
         </w:rPr>
         <w:drawing>
-          <wp:anchor distT="0" distB="0" distL="114300" distR="114300" simplePos="0" relativeHeight="251676672" behindDoc="1" locked="0" layoutInCell="1" allowOverlap="1" wp14:anchorId="4AE03DDD" wp14:editId="17B22519">
+          <wp:anchor distT="0" distB="0" distL="114300" distR="114300" simplePos="0" relativeHeight="251678720" behindDoc="1" locked="0" layoutInCell="1" allowOverlap="1" wp14:anchorId="2845F372" wp14:editId="179A57B7">
             <wp:simplePos x="0" y="0"/>
             <wp:positionH relativeFrom="margin">
-              <wp:posOffset>0</wp:posOffset>
+              <wp:posOffset>2156346</wp:posOffset>
             </wp:positionH>
-            <wp:positionV relativeFrom="paragraph">
-              <wp:posOffset>366395</wp:posOffset>
-            </wp:positionV>
-            <wp:extent cx="1638300" cy="3505200"/>
-            <wp:effectExtent l="0" t="0" r="0" b="0"/>
-            <wp:wrapTight wrapText="bothSides">
-              <wp:wrapPolygon edited="0">
-                <wp:start x="0" y="0"/>
-                <wp:lineTo x="0" y="21483"/>
-                <wp:lineTo x="21349" y="21483"/>
-                <wp:lineTo x="21349" y="0"/>
-                <wp:lineTo x="0" y="0"/>
-              </wp:wrapPolygon>
-            </wp:wrapTight>
-            <wp:docPr id="674630744" name="Picture 19"/>
-            <wp:cNvGraphicFramePr>
-              <a:graphicFrameLocks xmlns:a="http://schemas.openxmlformats.org/drawingml/2006/main" noChangeAspect="1"/>
-            </wp:cNvGraphicFramePr>
-            <a:graphic xmlns:a="http://schemas.openxmlformats.org/drawingml/2006/main">
-              <a:graphicData uri="http://schemas.openxmlformats.org/drawingml/2006/picture">
-                <pic:pic xmlns:pic="http://schemas.openxmlformats.org/drawingml/2006/picture">
-                  <pic:nvPicPr>
-                    <pic:cNvPr id="0" name="Picture 19"/>
-                    <pic:cNvPicPr>
-                      <a:picLocks noChangeAspect="1" noChangeArrowheads="1"/>
-                    </pic:cNvPicPr>
-                  </pic:nvPicPr>
-                  <pic:blipFill>
-                    <a:blip r:embed="rId19">
-                      <a:extLst>
-                        <a:ext uri="{28A0092B-C50C-407E-A947-70E740481C1C}">
-                          <a14:useLocalDpi xmlns:a14="http://schemas.microsoft.com/office/drawing/2010/main" val="0"/>
-                        </a:ext>
-                      </a:extLst>
-                    </a:blip>
-                    <a:srcRect/>
-                    <a:stretch>
-                      <a:fillRect/>
-                    </a:stretch>
-                  </pic:blipFill>
-                  <pic:spPr bwMode="auto">
-                    <a:xfrm>
-                      <a:off x="0" y="0"/>
-                      <a:ext cx="1638300" cy="3505200"/>
-                    </a:xfrm>
-                    <a:prstGeom prst="rect">
-                      <a:avLst/>
-                    </a:prstGeom>
-                    <a:noFill/>
-                    <a:ln>
-                      <a:noFill/>
-                    </a:ln>
-                  </pic:spPr>
-                </pic:pic>
-              </a:graphicData>
-            </a:graphic>
-            <wp14:sizeRelH relativeFrom="margin">
-              <wp14:pctWidth>0</wp14:pctWidth>
-            </wp14:sizeRelH>
-            <wp14:sizeRelV relativeFrom="margin">
-              <wp14:pctHeight>0</wp14:pctHeight>
-            </wp14:sizeRelV>
-          </wp:anchor>
-        </w:drawing>
-      </w:r>
-    </w:p>
-    <w:p>
-      <w:r>
-        <w:rPr>
-          <w:noProof/>
-        </w:rPr>
-        <w:drawing>
-          <wp:anchor distT="0" distB="0" distL="114300" distR="114300" simplePos="0" relativeHeight="251678720" behindDoc="1" locked="0" layoutInCell="1" allowOverlap="1" wp14:anchorId="2845F372" wp14:editId="1E991B35">
-            <wp:simplePos x="0" y="0"/>
-            <wp:positionH relativeFrom="margin">
-              <wp:posOffset>2171700</wp:posOffset>
-            </wp:positionH>
-            <wp:positionV relativeFrom="paragraph">
-              <wp:posOffset>11430</wp:posOffset>
+            <wp:positionV relativeFrom="page">
+              <wp:posOffset>5595582</wp:posOffset>
             </wp:positionV>
             <wp:extent cx="1619250" cy="3538855"/>
             <wp:effectExtent l="0" t="0" r="0" b="4445"/>
@@ -3950,7 +3803,7 @@
                     </pic:cNvPicPr>
                   </pic:nvPicPr>
                   <pic:blipFill>
-                    <a:blip r:embed="rId20">
+                    <a:blip r:embed="rId19">
                       <a:extLst>
                         <a:ext uri="{28A0092B-C50C-407E-A947-70E740481C1C}">
                           <a14:useLocalDpi xmlns:a14="http://schemas.microsoft.com/office/drawing/2010/main" val="0"/>
@@ -3992,13 +3845,88 @@
           <w:noProof/>
         </w:rPr>
         <w:drawing>
-          <wp:anchor distT="0" distB="0" distL="114300" distR="114300" simplePos="0" relativeHeight="251677696" behindDoc="1" locked="0" layoutInCell="1" allowOverlap="1" wp14:anchorId="72B57BF8" wp14:editId="3761D061">
+          <wp:anchor distT="0" distB="0" distL="114300" distR="114300" simplePos="0" relativeHeight="251676672" behindDoc="1" locked="0" layoutInCell="1" allowOverlap="1" wp14:anchorId="4AE03DDD" wp14:editId="25F0FB9C">
             <wp:simplePos x="0" y="0"/>
             <wp:positionH relativeFrom="margin">
-              <wp:align>right</wp:align>
+              <wp:posOffset>0</wp:posOffset>
             </wp:positionH>
-            <wp:positionV relativeFrom="paragraph">
-              <wp:posOffset>11430</wp:posOffset>
+            <wp:positionV relativeFrom="page">
+              <wp:posOffset>5636525</wp:posOffset>
+            </wp:positionV>
+            <wp:extent cx="1638300" cy="3505200"/>
+            <wp:effectExtent l="0" t="0" r="0" b="0"/>
+            <wp:wrapTight wrapText="bothSides">
+              <wp:wrapPolygon edited="0">
+                <wp:start x="0" y="0"/>
+                <wp:lineTo x="0" y="21483"/>
+                <wp:lineTo x="21349" y="21483"/>
+                <wp:lineTo x="21349" y="0"/>
+                <wp:lineTo x="0" y="0"/>
+              </wp:wrapPolygon>
+            </wp:wrapTight>
+            <wp:docPr id="674630744" name="Picture 19"/>
+            <wp:cNvGraphicFramePr>
+              <a:graphicFrameLocks xmlns:a="http://schemas.openxmlformats.org/drawingml/2006/main" noChangeAspect="1"/>
+            </wp:cNvGraphicFramePr>
+            <a:graphic xmlns:a="http://schemas.openxmlformats.org/drawingml/2006/main">
+              <a:graphicData uri="http://schemas.openxmlformats.org/drawingml/2006/picture">
+                <pic:pic xmlns:pic="http://schemas.openxmlformats.org/drawingml/2006/picture">
+                  <pic:nvPicPr>
+                    <pic:cNvPr id="0" name="Picture 19"/>
+                    <pic:cNvPicPr>
+                      <a:picLocks noChangeAspect="1" noChangeArrowheads="1"/>
+                    </pic:cNvPicPr>
+                  </pic:nvPicPr>
+                  <pic:blipFill>
+                    <a:blip r:embed="rId20">
+                      <a:extLst>
+                        <a:ext uri="{28A0092B-C50C-407E-A947-70E740481C1C}">
+                          <a14:useLocalDpi xmlns:a14="http://schemas.microsoft.com/office/drawing/2010/main" val="0"/>
+                        </a:ext>
+                      </a:extLst>
+                    </a:blip>
+                    <a:srcRect/>
+                    <a:stretch>
+                      <a:fillRect/>
+                    </a:stretch>
+                  </pic:blipFill>
+                  <pic:spPr bwMode="auto">
+                    <a:xfrm>
+                      <a:off x="0" y="0"/>
+                      <a:ext cx="1638300" cy="3505200"/>
+                    </a:xfrm>
+                    <a:prstGeom prst="rect">
+                      <a:avLst/>
+                    </a:prstGeom>
+                    <a:noFill/>
+                    <a:ln>
+                      <a:noFill/>
+                    </a:ln>
+                  </pic:spPr>
+                </pic:pic>
+              </a:graphicData>
+            </a:graphic>
+            <wp14:sizeRelH relativeFrom="margin">
+              <wp14:pctWidth>0</wp14:pctWidth>
+            </wp14:sizeRelH>
+            <wp14:sizeRelV relativeFrom="margin">
+              <wp14:pctHeight>0</wp14:pctHeight>
+            </wp14:sizeRelV>
+          </wp:anchor>
+        </w:drawing>
+      </w:r>
+      <w:r>
+        <w:rPr>
+          <w:noProof/>
+        </w:rPr>
+        <w:drawing>
+          <wp:anchor distT="0" distB="0" distL="114300" distR="114300" simplePos="0" relativeHeight="251677696" behindDoc="1" locked="0" layoutInCell="1" allowOverlap="1" wp14:anchorId="72B57BF8" wp14:editId="71FC2593">
+            <wp:simplePos x="0" y="0"/>
+            <wp:positionH relativeFrom="margin">
+              <wp:posOffset>4326340</wp:posOffset>
+            </wp:positionH>
+            <wp:positionV relativeFrom="page">
+              <wp:posOffset>5595582</wp:posOffset>
             </wp:positionV>
             <wp:extent cx="1639570" cy="3543300"/>
             <wp:effectExtent l="0" t="0" r="0" b="0"/>
@@ -4072,7 +4000,6 @@
     <w:p/>
     <w:p/>
     <w:p/>
-    <w:p/>
     <w:p>
       <w:r>
         <w:rPr>
@@ -4080,13 +4007,13 @@
         </w:rPr>
         <w:lastRenderedPageBreak/>
         <w:drawing>
-          <wp:anchor distT="0" distB="0" distL="114300" distR="114300" simplePos="0" relativeHeight="251680768" behindDoc="1" locked="0" layoutInCell="1" allowOverlap="1" wp14:anchorId="0E292242" wp14:editId="5B13E5C3">
+          <wp:anchor distT="0" distB="0" distL="114300" distR="114300" simplePos="0" relativeHeight="251680768" behindDoc="1" locked="0" layoutInCell="1" allowOverlap="1" wp14:anchorId="0E292242" wp14:editId="06624427">
             <wp:simplePos x="0" y="0"/>
             <wp:positionH relativeFrom="margin">
               <wp:align>left</wp:align>
             </wp:positionH>
             <wp:positionV relativeFrom="paragraph">
-              <wp:posOffset>19050</wp:posOffset>
+              <wp:posOffset>20396</wp:posOffset>
             </wp:positionV>
             <wp:extent cx="1643380" cy="3448050"/>
             <wp:effectExtent l="0" t="0" r="0" b="0"/>
@@ -4155,13 +4082,88 @@
           <w:noProof/>
         </w:rPr>
         <w:drawing>
-          <wp:anchor distT="0" distB="0" distL="114300" distR="114300" simplePos="0" relativeHeight="251683840" behindDoc="1" locked="0" layoutInCell="1" allowOverlap="1" wp14:anchorId="256254FD" wp14:editId="48633E02">
+          <wp:anchor distT="0" distB="0" distL="114300" distR="114300" simplePos="0" relativeHeight="251681792" behindDoc="1" locked="0" layoutInCell="1" allowOverlap="1" wp14:anchorId="224EB33D" wp14:editId="3FA2BFE5">
             <wp:simplePos x="0" y="0"/>
             <wp:positionH relativeFrom="margin">
-              <wp:posOffset>4303395</wp:posOffset>
+              <wp:align>center</wp:align>
             </wp:positionH>
             <wp:positionV relativeFrom="paragraph">
-              <wp:posOffset>15240</wp:posOffset>
+              <wp:posOffset>14994</wp:posOffset>
+            </wp:positionV>
+            <wp:extent cx="1715135" cy="3486150"/>
+            <wp:effectExtent l="0" t="0" r="0" b="0"/>
+            <wp:wrapTight wrapText="bothSides">
+              <wp:wrapPolygon edited="0">
+                <wp:start x="0" y="0"/>
+                <wp:lineTo x="0" y="21482"/>
+                <wp:lineTo x="21352" y="21482"/>
+                <wp:lineTo x="21352" y="0"/>
+                <wp:lineTo x="0" y="0"/>
+              </wp:wrapPolygon>
+            </wp:wrapTight>
+            <wp:docPr id="732707262" name="Picture 24"/>
+            <wp:cNvGraphicFramePr>
+              <a:graphicFrameLocks xmlns:a="http://schemas.openxmlformats.org/drawingml/2006/main" noChangeAspect="1"/>
+            </wp:cNvGraphicFramePr>
+            <a:graphic xmlns:a="http://schemas.openxmlformats.org/drawingml/2006/main">
+              <a:graphicData uri="http://schemas.openxmlformats.org/drawingml/2006/picture">
+                <pic:pic xmlns:pic="http://schemas.openxmlformats.org/drawingml/2006/picture">
+                  <pic:nvPicPr>
+                    <pic:cNvPr id="0" name="Picture 24"/>
+                    <pic:cNvPicPr>
+                      <a:picLocks noChangeAspect="1" noChangeArrowheads="1"/>
+                    </pic:cNvPicPr>
+                  </pic:nvPicPr>
+                  <pic:blipFill>
+                    <a:blip r:embed="rId23">
+                      <a:extLst>
+                        <a:ext uri="{28A0092B-C50C-407E-A947-70E740481C1C}">
+                          <a14:useLocalDpi xmlns:a14="http://schemas.microsoft.com/office/drawing/2010/main" val="0"/>
+                        </a:ext>
+                      </a:extLst>
+                    </a:blip>
+                    <a:srcRect/>
+                    <a:stretch>
+                      <a:fillRect/>
+                    </a:stretch>
+                  </pic:blipFill>
+                  <pic:spPr bwMode="auto">
+                    <a:xfrm>
+                      <a:off x="0" y="0"/>
+                      <a:ext cx="1715135" cy="3486150"/>
+                    </a:xfrm>
+                    <a:prstGeom prst="rect">
+                      <a:avLst/>
+                    </a:prstGeom>
+                    <a:noFill/>
+                    <a:ln>
+                      <a:noFill/>
+                    </a:ln>
+                  </pic:spPr>
+                </pic:pic>
+              </a:graphicData>
+            </a:graphic>
+            <wp14:sizeRelH relativeFrom="margin">
+              <wp14:pctWidth>0</wp14:pctWidth>
+            </wp14:sizeRelH>
+            <wp14:sizeRelV relativeFrom="margin">
+              <wp14:pctHeight>0</wp14:pctHeight>
+            </wp14:sizeRelV>
+          </wp:anchor>
+        </w:drawing>
+      </w:r>
+      <w:r>
+        <w:rPr>
+          <w:noProof/>
+        </w:rPr>
+        <w:drawing>
+          <wp:anchor distT="0" distB="0" distL="114300" distR="114300" simplePos="0" relativeHeight="251683840" behindDoc="1" locked="0" layoutInCell="1" allowOverlap="1" wp14:anchorId="256254FD" wp14:editId="52DA0574">
+            <wp:simplePos x="0" y="0"/>
+            <wp:positionH relativeFrom="margin">
+              <wp:align>right</wp:align>
+            </wp:positionH>
+            <wp:positionV relativeFrom="paragraph">
+              <wp:posOffset>16586</wp:posOffset>
             </wp:positionV>
             <wp:extent cx="1670685" cy="3470275"/>
             <wp:effectExtent l="0" t="0" r="5715" b="0"/>
@@ -4188,7 +4190,7 @@
                     </pic:cNvPicPr>
                   </pic:nvPicPr>
                   <pic:blipFill>
-                    <a:blip r:embed="rId23">
+                    <a:blip r:embed="rId24">
                       <a:extLst>
                         <a:ext uri="{28A0092B-C50C-407E-A947-70E740481C1C}">
                           <a14:useLocalDpi xmlns:a14="http://schemas.microsoft.com/office/drawing/2010/main" val="0"/>
@@ -4204,81 +4206,6 @@
                     <a:xfrm>
                       <a:off x="0" y="0"/>
                       <a:ext cx="1670685" cy="3470275"/>
-                    </a:xfrm>
-                    <a:prstGeom prst="rect">
-                      <a:avLst/>
-                    </a:prstGeom>
-                    <a:noFill/>
-                    <a:ln>
-                      <a:noFill/>
-                    </a:ln>
-                  </pic:spPr>
-                </pic:pic>
-              </a:graphicData>
-            </a:graphic>
-            <wp14:sizeRelH relativeFrom="margin">
-              <wp14:pctWidth>0</wp14:pctWidth>
-            </wp14:sizeRelH>
-            <wp14:sizeRelV relativeFrom="margin">
-              <wp14:pctHeight>0</wp14:pctHeight>
-            </wp14:sizeRelV>
-          </wp:anchor>
-        </w:drawing>
-      </w:r>
-      <w:r>
-        <w:rPr>
-          <w:noProof/>
-        </w:rPr>
-        <w:drawing>
-          <wp:anchor distT="0" distB="0" distL="114300" distR="114300" simplePos="0" relativeHeight="251681792" behindDoc="1" locked="0" layoutInCell="1" allowOverlap="1" wp14:anchorId="224EB33D" wp14:editId="403EDCD7">
-            <wp:simplePos x="0" y="0"/>
-            <wp:positionH relativeFrom="margin">
-              <wp:align>center</wp:align>
-            </wp:positionH>
-            <wp:positionV relativeFrom="paragraph">
-              <wp:posOffset>0</wp:posOffset>
-            </wp:positionV>
-            <wp:extent cx="1715135" cy="3486150"/>
-            <wp:effectExtent l="0" t="0" r="0" b="0"/>
-            <wp:wrapTight wrapText="bothSides">
-              <wp:wrapPolygon edited="0">
-                <wp:start x="0" y="0"/>
-                <wp:lineTo x="0" y="21482"/>
-                <wp:lineTo x="21352" y="21482"/>
-                <wp:lineTo x="21352" y="0"/>
-                <wp:lineTo x="0" y="0"/>
-              </wp:wrapPolygon>
-            </wp:wrapTight>
-            <wp:docPr id="732707262" name="Picture 24"/>
-            <wp:cNvGraphicFramePr>
-              <a:graphicFrameLocks xmlns:a="http://schemas.openxmlformats.org/drawingml/2006/main" noChangeAspect="1"/>
-            </wp:cNvGraphicFramePr>
-            <a:graphic xmlns:a="http://schemas.openxmlformats.org/drawingml/2006/main">
-              <a:graphicData uri="http://schemas.openxmlformats.org/drawingml/2006/picture">
-                <pic:pic xmlns:pic="http://schemas.openxmlformats.org/drawingml/2006/picture">
-                  <pic:nvPicPr>
-                    <pic:cNvPr id="0" name="Picture 24"/>
-                    <pic:cNvPicPr>
-                      <a:picLocks noChangeAspect="1" noChangeArrowheads="1"/>
-                    </pic:cNvPicPr>
-                  </pic:nvPicPr>
-                  <pic:blipFill>
-                    <a:blip r:embed="rId24">
-                      <a:extLst>
-                        <a:ext uri="{28A0092B-C50C-407E-A947-70E740481C1C}">
-                          <a14:useLocalDpi xmlns:a14="http://schemas.microsoft.com/office/drawing/2010/main" val="0"/>
-                        </a:ext>
-                      </a:extLst>
-                    </a:blip>
-                    <a:srcRect/>
-                    <a:stretch>
-                      <a:fillRect/>
-                    </a:stretch>
-                  </pic:blipFill>
-                  <pic:spPr bwMode="auto">
-                    <a:xfrm>
-                      <a:off x="0" y="0"/>
-                      <a:ext cx="1715135" cy="3486150"/>
                     </a:xfrm>
                     <a:prstGeom prst="rect">
                       <a:avLst/>
@@ -4319,13 +4246,13 @@
           <w:noProof/>
         </w:rPr>
         <w:drawing>
-          <wp:anchor distT="0" distB="0" distL="114300" distR="114300" simplePos="0" relativeHeight="251684864" behindDoc="1" locked="0" layoutInCell="1" allowOverlap="1" wp14:anchorId="46AAE7FE" wp14:editId="578FEB12">
+          <wp:anchor distT="0" distB="0" distL="114300" distR="114300" simplePos="0" relativeHeight="251684864" behindDoc="1" locked="0" layoutInCell="1" allowOverlap="1" wp14:anchorId="46AAE7FE" wp14:editId="3EA64CCB">
             <wp:simplePos x="0" y="0"/>
             <wp:positionH relativeFrom="margin">
-              <wp:align>center</wp:align>
+              <wp:posOffset>2234762</wp:posOffset>
             </wp:positionH>
             <wp:positionV relativeFrom="paragraph">
-              <wp:posOffset>84455</wp:posOffset>
+              <wp:posOffset>2671</wp:posOffset>
             </wp:positionV>
             <wp:extent cx="1705970" cy="3560708"/>
             <wp:effectExtent l="0" t="0" r="8890" b="1905"/>
@@ -4394,13 +4321,13 @@
           <w:noProof/>
         </w:rPr>
         <w:drawing>
-          <wp:anchor distT="0" distB="0" distL="114300" distR="114300" simplePos="0" relativeHeight="251682816" behindDoc="1" locked="0" layoutInCell="1" allowOverlap="1" wp14:anchorId="0A8867EC" wp14:editId="2E0775EB">
+          <wp:anchor distT="0" distB="0" distL="114300" distR="114300" simplePos="0" relativeHeight="251682816" behindDoc="1" locked="0" layoutInCell="1" allowOverlap="1" wp14:anchorId="0A8867EC" wp14:editId="2728E331">
             <wp:simplePos x="0" y="0"/>
             <wp:positionH relativeFrom="margin">
-              <wp:align>left</wp:align>
+              <wp:posOffset>247650</wp:posOffset>
             </wp:positionH>
             <wp:positionV relativeFrom="paragraph">
-              <wp:posOffset>54850</wp:posOffset>
+              <wp:posOffset>6985</wp:posOffset>
             </wp:positionV>
             <wp:extent cx="1623695" cy="3499485"/>
             <wp:effectExtent l="0" t="0" r="0" b="5715"/>
@@ -4465,19 +4392,6 @@
         </w:drawing>
       </w:r>
     </w:p>
-    <w:p/>
-    <w:p/>
-    <w:p/>
-    <w:p/>
-    <w:p/>
-    <w:p/>
-    <w:p/>
-    <w:p/>
-    <w:p/>
-    <w:p/>
-    <w:p/>
-    <w:p/>
-    <w:p/>
     <w:p/>
     <w:p/>
     <w:p/>

--- a/Shafiqur Part.docx
+++ b/Shafiqur Part.docx
@@ -2,6 +2,117 @@
 <file path=word/document.xml><?xml version="1.0" encoding="utf-8"?>
 <w:document xmlns:wpc="http://schemas.microsoft.com/office/word/2010/wordprocessingCanvas" xmlns:cx="http://schemas.microsoft.com/office/drawing/2014/chartex" xmlns:cx1="http://schemas.microsoft.com/office/drawing/2015/9/8/chartex" xmlns:cx2="http://schemas.microsoft.com/office/drawing/2015/10/21/chartex" xmlns:cx3="http://schemas.microsoft.com/office/drawing/2016/5/9/chartex" xmlns:cx4="http://schemas.microsoft.com/office/drawing/2016/5/10/chartex" xmlns:cx5="http://schemas.microsoft.com/office/drawing/2016/5/11/chartex" xmlns:cx6="http://schemas.microsoft.com/office/drawing/2016/5/12/chartex" xmlns:cx7="http://schemas.microsoft.com/office/drawing/2016/5/13/chartex" xmlns:cx8="http://schemas.microsoft.com/office/drawing/2016/5/14/chartex" xmlns:mc="http://schemas.openxmlformats.org/markup-compatibility/2006" xmlns:aink="http://schemas.microsoft.com/office/drawing/2016/ink" xmlns:am3d="http://schemas.microsoft.com/office/drawing/2017/model3d" xmlns:o="urn:schemas-microsoft-com:office:office" xmlns:oel="http://schemas.microsoft.com/office/2019/extlst" xmlns:r="http://schemas.openxmlformats.org/officeDocument/2006/relationships" xmlns:m="http://schemas.openxmlformats.org/officeDocument/2006/math" xmlns:v="urn:schemas-microsoft-com:vml" xmlns:wp14="http://schemas.microsoft.com/office/word/2010/wordprocessingDrawing" xmlns:wp="http://schemas.openxmlformats.org/drawingml/2006/wordprocessingDrawing" xmlns:w10="urn:schemas-microsoft-com:office:word" xmlns:w="http://schemas.openxmlformats.org/wordprocessingml/2006/main" xmlns:w14="http://schemas.microsoft.com/office/word/2010/wordml" xmlns:w15="http://schemas.microsoft.com/office/word/2012/wordml" xmlns:w16cex="http://schemas.microsoft.com/office/word/2018/wordml/cex" xmlns:w16cid="http://schemas.microsoft.com/office/word/2016/wordml/cid" xmlns:w16="http://schemas.microsoft.com/office/word/2018/wordml" xmlns:w16du="http://schemas.microsoft.com/office/word/2023/wordml/word16du" xmlns:w16sdtdh="http://schemas.microsoft.com/office/word/2020/wordml/sdtdatahash" xmlns:w16sdtfl="http://schemas.microsoft.com/office/word/2024/wordml/sdtformatlock" xmlns:w16se="http://schemas.microsoft.com/office/word/2015/wordml/symex" xmlns:wpg="http://schemas.microsoft.com/office/word/2010/wordprocessingGroup" xmlns:wpi="http://schemas.microsoft.com/office/word/2010/wordprocessingInk" xmlns:wne="http://schemas.microsoft.com/office/word/2006/wordml" xmlns:wps="http://schemas.microsoft.com/office/word/2010/wordprocessingShape" mc:Ignorable="w14 w15 w16se w16cid w16 w16cex w16sdtdh w16sdtfl w16du wp14">
   <w:body>
+    <w:p/>
+    <w:p>
+      <w:pPr>
+        <w:rPr>
+          <w:rFonts w:ascii="Times New Roman" w:hAnsi="Times New Roman" w:cs="Times New Roman"/>
+          <w:b/>
+          <w:bCs/>
+          <w:sz w:val="24"/>
+          <w:szCs w:val="24"/>
+        </w:rPr>
+      </w:pPr>
+      <w:r>
+        <w:rPr>
+          <w:rFonts w:ascii="Times New Roman" w:hAnsi="Times New Roman" w:cs="Times New Roman"/>
+          <w:b/>
+          <w:bCs/>
+          <w:sz w:val="24"/>
+          <w:szCs w:val="24"/>
+        </w:rPr>
+        <w:t>1.2 Selection of Process Model</w:t>
+      </w:r>
+    </w:p>
+    <w:p>
+      <w:pPr>
+        <w:rPr>
+          <w:rFonts w:ascii="Times New Roman" w:hAnsi="Times New Roman" w:cs="Times New Roman"/>
+        </w:rPr>
+      </w:pPr>
+    </w:p>
+    <w:p>
+      <w:pPr>
+        <w:rPr>
+          <w:rFonts w:ascii="Times New Roman" w:hAnsi="Times New Roman" w:cs="Times New Roman"/>
+          <w:sz w:val="24"/>
+          <w:szCs w:val="24"/>
+        </w:rPr>
+      </w:pPr>
+      <w:r>
+        <w:rPr>
+          <w:rFonts w:ascii="Times New Roman" w:hAnsi="Times New Roman" w:cs="Times New Roman"/>
+          <w:sz w:val="24"/>
+          <w:szCs w:val="24"/>
+        </w:rPr>
+        <w:t xml:space="preserve">For our project </w:t>
+      </w:r>
+      <w:proofErr w:type="spellStart"/>
+      <w:r>
+        <w:rPr>
+          <w:rFonts w:ascii="Times New Roman" w:hAnsi="Times New Roman" w:cs="Times New Roman"/>
+          <w:sz w:val="24"/>
+          <w:szCs w:val="24"/>
+        </w:rPr>
+        <w:t>Uthao</w:t>
+      </w:r>
+      <w:proofErr w:type="spellEnd"/>
+      <w:r>
+        <w:rPr>
+          <w:rFonts w:ascii="Times New Roman" w:hAnsi="Times New Roman" w:cs="Times New Roman"/>
+          <w:sz w:val="24"/>
+          <w:szCs w:val="24"/>
+        </w:rPr>
+        <w:t xml:space="preserve"> – a ride-sharing management system, we chose the Agile process model. The main reason is that the system is quite large and not very simple to develop. It includes many different users, such as passengers, pilots, administrators, service providers, and emergency teams, which makes the system more complex to manage.</w:t>
+      </w:r>
+    </w:p>
+    <w:p>
+      <w:pPr>
+        <w:rPr>
+          <w:rFonts w:ascii="Times New Roman" w:hAnsi="Times New Roman" w:cs="Times New Roman"/>
+          <w:sz w:val="24"/>
+          <w:szCs w:val="24"/>
+        </w:rPr>
+      </w:pPr>
+      <w:r>
+        <w:rPr>
+          <w:rFonts w:ascii="Times New Roman" w:hAnsi="Times New Roman" w:cs="Times New Roman"/>
+          <w:sz w:val="24"/>
+          <w:szCs w:val="24"/>
+        </w:rPr>
+        <w:t>Agile fits well because the development can be done step by step using short cycles, often called sprints. After each sprint, the developed features can be tested and reviewed, and if something does not work well, it can be improved in the next sprint. This approach helps to find problems early instead of discovering them at the end of the project.</w:t>
+      </w:r>
+    </w:p>
+    <w:p>
+      <w:pPr>
+        <w:rPr>
+          <w:rFonts w:ascii="Times New Roman" w:hAnsi="Times New Roman" w:cs="Times New Roman"/>
+          <w:sz w:val="24"/>
+          <w:szCs w:val="24"/>
+        </w:rPr>
+      </w:pPr>
+      <w:r>
+        <w:rPr>
+          <w:rFonts w:ascii="Times New Roman" w:hAnsi="Times New Roman" w:cs="Times New Roman"/>
+          <w:sz w:val="24"/>
+          <w:szCs w:val="24"/>
+        </w:rPr>
+        <w:t>Another reason for choosing Agile is that the project requirements are not fully fixed from the beginning. Some features like booking, payment handling, GPS tracking, and emergency support may need changes during development. With Agile, these changes can be added without stopping or restarting the whole project. Also, continuous testing and regular feedback help to make the system more reliable, which is especially important for a safety-critical application like helicopter ridesharing. For these reasons, we believe Agile is the most suitable process model for this project.</w:t>
+      </w:r>
+    </w:p>
+    <w:p/>
+    <w:p/>
+    <w:p/>
+    <w:p/>
+    <w:p/>
+    <w:p/>
+    <w:p/>
+    <w:p/>
+    <w:p/>
+    <w:p/>
+    <w:p/>
+    <w:p/>
+    <w:p/>
     <w:tbl>
       <w:tblPr>
         <w:tblStyle w:val="TableGrid"/>
@@ -936,6 +1047,7 @@
                 <w:sz w:val="24"/>
                 <w:szCs w:val="24"/>
               </w:rPr>
+              <w:lastRenderedPageBreak/>
               <w:t xml:space="preserve">   System Admin</w:t>
             </w:r>
           </w:p>
@@ -958,6 +1070,7 @@
                 <w:sz w:val="24"/>
                 <w:szCs w:val="24"/>
               </w:rPr>
+              <w:lastRenderedPageBreak/>
               <w:t>Login securely</w:t>
             </w:r>
           </w:p>
@@ -2598,7 +2711,6 @@
         </w:tc>
       </w:tr>
     </w:tbl>
-    <w:p/>
     <w:p/>
     <w:p>
       <w:r>

--- a/Shafiqur Part.docx
+++ b/Shafiqur Part.docx
@@ -63,7 +63,25 @@
           <w:sz w:val="24"/>
           <w:szCs w:val="24"/>
         </w:rPr>
-        <w:t xml:space="preserve"> – a ride-sharing management system, we chose the Agile process model. The main reason is that the system is quite large and not very simple to develop. It includes many different users, such as passengers, pilots, administrators, service providers, and emergency teams, which makes the system more complex to manage.</w:t>
+        <w:t xml:space="preserve"> </w:t>
+      </w:r>
+      <w:proofErr w:type="gramStart"/>
+      <w:r>
+        <w:rPr>
+          <w:rFonts w:ascii="Times New Roman" w:hAnsi="Times New Roman" w:cs="Times New Roman"/>
+          <w:sz w:val="24"/>
+          <w:szCs w:val="24"/>
+        </w:rPr>
+        <w:t>–  ride</w:t>
+      </w:r>
+      <w:proofErr w:type="gramEnd"/>
+      <w:r>
+        <w:rPr>
+          <w:rFonts w:ascii="Times New Roman" w:hAnsi="Times New Roman" w:cs="Times New Roman"/>
+          <w:sz w:val="24"/>
+          <w:szCs w:val="24"/>
+        </w:rPr>
+        <w:t>-sharing management system, we chose the Agile process model. The main reason is that the system is quite large and not very simple to develop. It includes many different users, such as passengers, pilots, administrators, service providers, and emergency teams, which makes the system more complex to manage.</w:t>
       </w:r>
     </w:p>
     <w:p>
@@ -139,6 +157,7 @@
             <w:pPr>
               <w:pStyle w:val="ListParagraph"/>
               <w:ind w:left="0"/>
+              <w:jc w:val="center"/>
               <w:rPr>
                 <w:rFonts w:ascii="Times" w:hAnsi="Times" w:cs="Times"/>
               </w:rPr>
@@ -159,6 +178,7 @@
             <w:pPr>
               <w:pStyle w:val="ListParagraph"/>
               <w:ind w:left="0"/>
+              <w:jc w:val="center"/>
               <w:rPr>
                 <w:rFonts w:ascii="Times" w:hAnsi="Times" w:cs="Times"/>
               </w:rPr>
@@ -179,6 +199,7 @@
             <w:pPr>
               <w:pStyle w:val="ListParagraph"/>
               <w:ind w:left="0"/>
+              <w:jc w:val="center"/>
               <w:rPr>
                 <w:rFonts w:ascii="Times" w:hAnsi="Times" w:cs="Times"/>
               </w:rPr>
@@ -199,6 +220,7 @@
             <w:pPr>
               <w:pStyle w:val="ListParagraph"/>
               <w:ind w:left="0"/>
+              <w:jc w:val="center"/>
               <w:rPr>
                 <w:rFonts w:ascii="Times" w:hAnsi="Times" w:cs="Times"/>
               </w:rPr>
@@ -226,6 +248,97 @@
             <w:pPr>
               <w:pStyle w:val="ListParagraph"/>
               <w:ind w:left="0"/>
+              <w:rPr>
+                <w:rFonts w:ascii="Times" w:hAnsi="Times" w:cs="Times"/>
+              </w:rPr>
+            </w:pPr>
+          </w:p>
+          <w:p>
+            <w:pPr>
+              <w:pStyle w:val="ListParagraph"/>
+              <w:ind w:left="0"/>
+              <w:rPr>
+                <w:rFonts w:ascii="Times" w:hAnsi="Times" w:cs="Times"/>
+              </w:rPr>
+            </w:pPr>
+          </w:p>
+          <w:p>
+            <w:pPr>
+              <w:pStyle w:val="ListParagraph"/>
+              <w:ind w:left="0"/>
+              <w:rPr>
+                <w:rFonts w:ascii="Times" w:hAnsi="Times" w:cs="Times"/>
+              </w:rPr>
+            </w:pPr>
+          </w:p>
+          <w:p>
+            <w:pPr>
+              <w:pStyle w:val="ListParagraph"/>
+              <w:ind w:left="0"/>
+              <w:rPr>
+                <w:rFonts w:ascii="Times" w:hAnsi="Times" w:cs="Times"/>
+              </w:rPr>
+            </w:pPr>
+          </w:p>
+          <w:p>
+            <w:pPr>
+              <w:pStyle w:val="ListParagraph"/>
+              <w:ind w:left="0"/>
+              <w:rPr>
+                <w:rFonts w:ascii="Times" w:hAnsi="Times" w:cs="Times"/>
+              </w:rPr>
+            </w:pPr>
+          </w:p>
+          <w:p>
+            <w:pPr>
+              <w:pStyle w:val="ListParagraph"/>
+              <w:ind w:left="0"/>
+              <w:rPr>
+                <w:rFonts w:ascii="Times" w:hAnsi="Times" w:cs="Times"/>
+              </w:rPr>
+            </w:pPr>
+          </w:p>
+          <w:p>
+            <w:pPr>
+              <w:pStyle w:val="ListParagraph"/>
+              <w:ind w:left="0"/>
+              <w:rPr>
+                <w:rFonts w:ascii="Times" w:hAnsi="Times" w:cs="Times"/>
+              </w:rPr>
+            </w:pPr>
+          </w:p>
+          <w:p>
+            <w:pPr>
+              <w:pStyle w:val="ListParagraph"/>
+              <w:ind w:left="0"/>
+              <w:rPr>
+                <w:rFonts w:ascii="Times" w:hAnsi="Times" w:cs="Times"/>
+              </w:rPr>
+            </w:pPr>
+          </w:p>
+          <w:p>
+            <w:pPr>
+              <w:pStyle w:val="ListParagraph"/>
+              <w:ind w:left="0"/>
+              <w:rPr>
+                <w:rFonts w:ascii="Times" w:hAnsi="Times" w:cs="Times"/>
+              </w:rPr>
+            </w:pPr>
+          </w:p>
+          <w:p>
+            <w:pPr>
+              <w:pStyle w:val="ListParagraph"/>
+              <w:ind w:left="0"/>
+              <w:rPr>
+                <w:rFonts w:ascii="Times" w:hAnsi="Times" w:cs="Times"/>
+              </w:rPr>
+            </w:pPr>
+          </w:p>
+          <w:p>
+            <w:pPr>
+              <w:pStyle w:val="ListParagraph"/>
+              <w:ind w:left="0"/>
+              <w:jc w:val="center"/>
               <w:rPr>
                 <w:rFonts w:ascii="Times" w:hAnsi="Times" w:cs="Times"/>
               </w:rPr>
@@ -1048,7 +1161,25 @@
                 <w:szCs w:val="24"/>
               </w:rPr>
               <w:lastRenderedPageBreak/>
-              <w:t xml:space="preserve">   System Admin</w:t>
+              <w:t xml:space="preserve"> </w:t>
+            </w:r>
+          </w:p>
+          <w:p>
+            <w:pPr>
+              <w:jc w:val="center"/>
+              <w:rPr>
+                <w:rFonts w:ascii="Times New Roman" w:hAnsi="Times New Roman" w:cs="Times New Roman"/>
+                <w:sz w:val="24"/>
+                <w:szCs w:val="24"/>
+              </w:rPr>
+            </w:pPr>
+            <w:r>
+              <w:rPr>
+                <w:rFonts w:ascii="Times New Roman" w:hAnsi="Times New Roman" w:cs="Times New Roman"/>
+                <w:sz w:val="24"/>
+                <w:szCs w:val="24"/>
+              </w:rPr>
+              <w:t>System Admin</w:t>
             </w:r>
           </w:p>
         </w:tc>
@@ -1789,6 +1920,7 @@
           </w:p>
           <w:p>
             <w:pPr>
+              <w:jc w:val="center"/>
               <w:rPr>
                 <w:rFonts w:ascii="Times New Roman" w:hAnsi="Times New Roman" w:cs="Times New Roman"/>
                 <w:sz w:val="24"/>
